--- a/Documentos/Informe_evaluacion_SARC.docx
+++ b/Documentos/Informe_evaluacion_SARC.docx
@@ -1379,7 +1379,7 @@
           <w:szCs w:val="24"/>
           <w:lang w:val="es-CO"/>
         </w:rPr>
-        <w:t>este criterio se responde desde la gestión individual: organización de tareas, bitácora de avances, historial de versiones, retroalimentación recibida y cumplimiento de entregables.</w:t>
+        <w:t>este criterio se responde desde la gestión individual: organización de tareas, bitácora de avances, historial de versiónes, retroalimentación recibida y cumplimiento de entregables.</w:t>
       </w:r>
     </w:p>
     <w:p>
